--- a/BAO_CAO_DO_AN_CO_SO_NHOM_2.docx
+++ b/BAO_CAO_DO_AN_CO_SO_NHOM_2.docx
@@ -916,6 +916,33 @@
         <w:pStyle w:val="ListBullet"/>
         <w:jc w:val="left"/>
       </w:pPr>
+      <w:r>
+        <w:t>Lưu trạng thái vận hành vào file JSON để dữ liệu vẫn còn sau khi ứng dụng khởi động lại.</w:t>
+      </w:r>
+    </w:p>
+    <w:p>
+      <w:pPr>
+        <w:pStyle w:val="ListBullet"/>
+        <w:jc w:val="left"/>
+      </w:pPr>
+      <w:r>
+        <w:t>Cho phép Admin tải poster phim trực tiếp từ máy tính.</w:t>
+      </w:r>
+    </w:p>
+    <w:p>
+      <w:pPr>
+        <w:pStyle w:val="ListBullet"/>
+        <w:jc w:val="left"/>
+      </w:pPr>
+      <w:r>
+        <w:t>Bảo toàn lịch sử vé bằng cách chặn xóa phim hoặc suất chiếu đang có dữ liệu liên quan.</w:t>
+      </w:r>
+    </w:p>
+    <w:p>
+      <w:pPr>
+        <w:pStyle w:val="ListBullet"/>
+        <w:jc w:val="left"/>
+      </w:pPr>
     </w:p>
     <w:p>
       <w:pPr>
@@ -940,16 +967,16 @@
         <w:jc w:val="left"/>
       </w:pPr>
       <w:r>
-        <w:t>Dữ liệu đang được lưu trong bộ nhớ bằng lớp CinemaStore, chưa kết nối SQL Server thật.</w:t>
-      </w:r>
-    </w:p>
-    <w:p>
-      <w:pPr>
-        <w:pStyle w:val="ListBullet"/>
-        <w:jc w:val="left"/>
-      </w:pPr>
-      <w:r>
-        <w:t>Dữ liệu phát sinh sẽ mất khi ứng dụng khởi động lại.</w:t>
+        <w:t>Hệ thống sử dụng CinemaStore kết hợp file App_Data/cinema-state.json để lưu dữ liệu bền vững, chưa sử dụng SQL Server làm kho dữ liệu chính.</w:t>
+      </w:r>
+    </w:p>
+    <w:p>
+      <w:pPr>
+        <w:pStyle w:val="ListBullet"/>
+        <w:jc w:val="left"/>
+      </w:pPr>
+      <w:r>
+        <w:t>File JSON phù hợp với quy mô đồ án và một tiến trình web; chưa phù hợp với hệ thống nhiều máy chủ hoặc lượng truy cập lớn.</w:t>
       </w:r>
     </w:p>
     <w:p>
@@ -1301,7 +1328,7 @@
       <w:tblGrid>
         <w:gridCol w:w="559"/>
         <w:gridCol w:w="2010"/>
-        <w:gridCol w:w="5646"/>
+        <w:gridCol w:w="6184"/>
       </w:tblGrid>
       <w:tr>
         <w:tblPrEx>
@@ -2409,7 +2436,7 @@
               <w:rPr>
                 <w:sz w:val="22"/>
               </w:rPr>
-              <w:t>Admin thêm, sửa, xóa phim</w:t>
+              <w:t>Admin thêm, sửa, upload poster, ngừng chiếu hoặc xóa phim hợp lệ</w:t>
             </w:r>
           </w:p>
         </w:tc>
@@ -2784,6 +2811,33 @@
         <w:pStyle w:val="ListBullet"/>
         <w:jc w:val="left"/>
       </w:pPr>
+      <w:r>
+        <w:t>Mọi thay đổi quản trị, tài khoản và giao dịch được ghi xuống file JSON bằng thao tác thay thế file an toàn.</w:t>
+      </w:r>
+    </w:p>
+    <w:p>
+      <w:pPr>
+        <w:pStyle w:val="ListBullet"/>
+        <w:jc w:val="left"/>
+      </w:pPr>
+      <w:r>
+        <w:t>Poster upload chỉ chấp nhận JPG/PNG, tối đa 5 MB và kích thước tối thiểu 200 x 300 px.</w:t>
+      </w:r>
+    </w:p>
+    <w:p>
+      <w:pPr>
+        <w:pStyle w:val="ListBullet"/>
+        <w:jc w:val="left"/>
+      </w:pPr>
+      <w:r>
+        <w:t>Phim còn suất chiếu hoặc đã phát sinh vé không được xóa cứng.</w:t>
+      </w:r>
+    </w:p>
+    <w:p>
+      <w:pPr>
+        <w:pStyle w:val="ListBullet"/>
+        <w:jc w:val="left"/>
+      </w:pPr>
     </w:p>
     <w:p>
       <w:pPr>
@@ -3003,7 +3057,16 @@
         <w:jc w:val="left"/>
       </w:pPr>
       <w:r>
-        <w:t>2.5. Phân quyền hệ thống</w:t>
+        <w:t>2.5. Ph</w:t>
+      </w:r>
+      <w:r>
+        <w:rPr>
+          <w:rFonts w:hint="eastAsia"/>
+        </w:rPr>
+        <w:t>â</w:t>
+      </w:r>
+      <w:r>
+        <w:t>n quyền hệ thống</w:t>
       </w:r>
     </w:p>
     <w:p/>
@@ -3896,7 +3959,25 @@
         <w:jc w:val="left"/>
       </w:pPr>
       <w:r>
-        <w:t>3.2. Các lớp dữ liệu chính</w:t>
+        <w:t>3.2. C</w:t>
+      </w:r>
+      <w:r>
+        <w:rPr>
+          <w:rFonts w:hint="eastAsia"/>
+        </w:rPr>
+        <w:t>á</w:t>
+      </w:r>
+      <w:r>
+        <w:t>c lớp dữ liệu ch</w:t>
+      </w:r>
+      <w:r>
+        <w:rPr>
+          <w:rFonts w:hint="eastAsia"/>
+        </w:rPr>
+        <w:t>í</w:t>
+      </w:r>
+      <w:r>
+        <w:t>nh</w:t>
       </w:r>
     </w:p>
     <w:p/>
@@ -4484,77 +4565,24 @@
         <w:jc w:val="left"/>
       </w:pPr>
       <w:r>
-        <w:t>3.3. Mô hình dữ liệu đề xuất khi sử dụng SQL Server</w:t>
-      </w:r>
-    </w:p>
-    <w:p/>
-    <w:p/>
-    <w:p>
-      <w:r>
-        <w:t>erDiagram</w:t>
-      </w:r>
-    </w:p>
-    <w:p>
-      <w:r>
-        <w:t xml:space="preserve">    USERS ||--o{ BOOKINGS : creates</w:t>
-      </w:r>
-    </w:p>
-    <w:p>
-      <w:r>
-        <w:t xml:space="preserve">    USERS ||--o{ STORE_ORDERS : creates</w:t>
-      </w:r>
-    </w:p>
-    <w:p>
-      <w:r>
-        <w:t xml:space="preserve">    MOVIES ||--o{ SHOWTIMES : has</w:t>
-      </w:r>
-    </w:p>
-    <w:p>
-      <w:r>
-        <w:t xml:space="preserve">    CINEMAS ||--o{ ROOMS : contains</w:t>
-      </w:r>
-    </w:p>
-    <w:p>
-      <w:r>
-        <w:t xml:space="preserve">    ROOMS ||--o{ SHOWTIMES : hosts</w:t>
-      </w:r>
-    </w:p>
-    <w:p>
-      <w:r>
-        <w:t xml:space="preserve">    ROOMS ||--o{ SEATS : contains</w:t>
-      </w:r>
-    </w:p>
-    <w:p>
-      <w:r>
-        <w:t xml:space="preserve">    SHOWTIMES ||--o{ BOOKINGS : belongs_to</w:t>
-      </w:r>
-    </w:p>
-    <w:p>
-      <w:r>
-        <w:t xml:space="preserve">    BOOKINGS ||--o{ BOOKING_SEATS : contains</w:t>
-      </w:r>
-    </w:p>
-    <w:p>
-      <w:r>
-        <w:t xml:space="preserve">    BOOKINGS ||--o{ BOOKING_ITEMS : includes</w:t>
-      </w:r>
-    </w:p>
-    <w:p>
-      <w:r>
-        <w:t xml:space="preserve">    FOODS ||--o{ BOOKING_ITEMS : referenced_by</w:t>
-      </w:r>
-    </w:p>
-    <w:p>
-      <w:r>
-        <w:t xml:space="preserve">    STORE_ORDERS ||--o{ STORE_ORDER_ITEMS : contains</w:t>
-      </w:r>
-    </w:p>
-    <w:p>
-      <w:pPr>
-        <w:jc w:val="left"/>
-      </w:pPr>
-      <w:r>
-        <w:t xml:space="preserve">    FOODS ||--o{ STORE_ORDER_ITEMS : referenced_by</w:t>
+        <w:t>3.3. Cơ chế lưu trữ hiện tại</w:t>
+      </w:r>
+    </w:p>
+    <w:p/>
+    <w:p/>
+    <w:p>
+      <w:r>
+        <w:t>Khi ứng dụng khởi động lần đầu, CinemaStore tạo dữ liệu mẫu trong bộ nhớ. Sau mỗi thao tác thay đổi như sửa phim, tạo tài khoản, đặt vé hoặc đặt Store, toàn bộ trạng thái cần thiết được tuần tự hóa thành JSON và lưu tại:</w:t>
+      </w:r>
+    </w:p>
+    <w:p/>
+    <w:p/>
+    <w:p>
+      <w:pPr>
+        <w:jc w:val="left"/>
+      </w:pPr>
+      <w:r>
+        <w:t>MovieTicketDB/App_Data/cinema-state.json</w:t>
       </w:r>
     </w:p>
     <w:p>
@@ -4578,12 +4606,251 @@
       </w:pPr>
     </w:p>
     <w:p>
+      <w:r>
+        <w:t xml:space="preserve">Khi IIS Express hoặc website khởi </w:t>
+      </w:r>
+      <w:r>
+        <w:rPr>
+          <w:rFonts w:hint="eastAsia"/>
+        </w:rPr>
+        <w:t>đ</w:t>
+      </w:r>
+      <w:r>
+        <w:t xml:space="preserve">ộng lại, hệ thống </w:t>
+      </w:r>
+      <w:r>
+        <w:rPr>
+          <w:rFonts w:hint="eastAsia"/>
+        </w:rPr>
+        <w:t>đ</w:t>
+      </w:r>
+      <w:r>
+        <w:t>ọc file JSON v</w:t>
+      </w:r>
+      <w:r>
+        <w:rPr>
+          <w:rFonts w:hint="eastAsia"/>
+        </w:rPr>
+        <w:t>à</w:t>
+      </w:r>
+      <w:r>
+        <w:t xml:space="preserve"> nối lại c</w:t>
+      </w:r>
+      <w:r>
+        <w:rPr>
+          <w:rFonts w:hint="eastAsia"/>
+        </w:rPr>
+        <w:t>á</w:t>
+      </w:r>
+      <w:r>
+        <w:t>c tham chiếu giữa phim, ph</w:t>
+      </w:r>
+      <w:r>
+        <w:rPr>
+          <w:rFonts w:hint="eastAsia"/>
+        </w:rPr>
+        <w:t>ò</w:t>
+      </w:r>
+      <w:r>
+        <w:t>ng, rạp v</w:t>
+      </w:r>
+      <w:r>
+        <w:rPr>
+          <w:rFonts w:hint="eastAsia"/>
+        </w:rPr>
+        <w:t>à</w:t>
+      </w:r>
+      <w:r>
+        <w:t xml:space="preserve"> suất chiếu. Nhờ </w:t>
+      </w:r>
+      <w:r>
+        <w:rPr>
+          <w:rFonts w:hint="eastAsia"/>
+        </w:rPr>
+        <w:t>đó</w:t>
+      </w:r>
+      <w:r>
+        <w:t xml:space="preserve">, thay </w:t>
+      </w:r>
+      <w:r>
+        <w:rPr>
+          <w:rFonts w:hint="eastAsia"/>
+        </w:rPr>
+        <w:t>đ</w:t>
+      </w:r>
+      <w:r>
+        <w:t>ổi trong trang Admin v</w:t>
+      </w:r>
+      <w:r>
+        <w:rPr>
+          <w:rFonts w:hint="eastAsia"/>
+        </w:rPr>
+        <w:t>à</w:t>
+      </w:r>
+      <w:r>
+        <w:t xml:space="preserve"> c</w:t>
+      </w:r>
+      <w:r>
+        <w:rPr>
+          <w:rFonts w:hint="eastAsia"/>
+        </w:rPr>
+        <w:t>á</w:t>
+      </w:r>
+      <w:r>
+        <w:t>c giao dịch kh</w:t>
+      </w:r>
+      <w:r>
+        <w:rPr>
+          <w:rFonts w:hint="eastAsia"/>
+        </w:rPr>
+        <w:t>ô</w:t>
+      </w:r>
+      <w:r>
+        <w:t>ng c</w:t>
+      </w:r>
+      <w:r>
+        <w:rPr>
+          <w:rFonts w:hint="eastAsia"/>
+        </w:rPr>
+        <w:t>ò</w:t>
+      </w:r>
+      <w:r>
+        <w:t>n bị mất sau khi tắt website.</w:t>
+      </w:r>
+    </w:p>
+    <w:p/>
+    <w:p/>
+    <w:p>
+      <w:r>
+        <w:t>File trạng thái được đưa vào .gitignore vì chứa dữ liệu vận hành, người dùng và mật khẩu đã băm.</w:t>
+      </w:r>
+    </w:p>
+    <w:p/>
+    <w:p/>
+    <w:p>
+      <w:pPr>
+        <w:pStyle w:val="Heading2"/>
+        <w:jc w:val="left"/>
+      </w:pPr>
+      <w:r>
+        <w:t>3.4. Mô hình dữ liệu đề xuất khi sử dụng SQL Server</w:t>
+      </w:r>
+    </w:p>
+    <w:p/>
+    <w:p/>
+    <w:p>
+      <w:r>
+        <w:t>erDiagram</w:t>
+      </w:r>
+    </w:p>
+    <w:p>
+      <w:r>
+        <w:t xml:space="preserve">    USERS ||--o{ BOOKINGS : creates</w:t>
+      </w:r>
+    </w:p>
+    <w:p>
+      <w:r>
+        <w:t xml:space="preserve">    USERS ||--o{ STORE_ORDERS : creates</w:t>
+      </w:r>
+    </w:p>
+    <w:p>
+      <w:r>
+        <w:t xml:space="preserve">    MOVIES ||--o{ SHOWTIMES : has</w:t>
+      </w:r>
+    </w:p>
+    <w:p>
+      <w:r>
+        <w:t xml:space="preserve">    CINEMAS ||--o{ ROOMS : contains</w:t>
+      </w:r>
+    </w:p>
+    <w:p>
+      <w:r>
+        <w:t xml:space="preserve">    ROOMS ||--o{ SHOWTIMES : hosts</w:t>
+      </w:r>
+    </w:p>
+    <w:p>
+      <w:r>
+        <w:t xml:space="preserve">    ROOMS ||--o{ SEATS : contains</w:t>
+      </w:r>
+    </w:p>
+    <w:p>
+      <w:r>
+        <w:t xml:space="preserve">    SHOWTIMES ||--o{ BOOKINGS : belongs_to</w:t>
+      </w:r>
+    </w:p>
+    <w:p>
+      <w:r>
+        <w:t xml:space="preserve">    BOOKINGS ||--o{ BOOKING_SEATS : contains</w:t>
+      </w:r>
+    </w:p>
+    <w:p>
+      <w:r>
+        <w:t xml:space="preserve">    BOOKINGS ||--o{ BOOKING_ITEMS : includes</w:t>
+      </w:r>
+    </w:p>
+    <w:p>
+      <w:r>
+        <w:t xml:space="preserve">    FOODS ||--o{ BOOKING_ITEMS : referenced_by</w:t>
+      </w:r>
+    </w:p>
+    <w:p>
+      <w:r>
+        <w:t xml:space="preserve">    STORE_ORDERS ||--o{ STORE_ORDER_ITEMS : contains</w:t>
+      </w:r>
+    </w:p>
+    <w:p>
+      <w:pPr>
+        <w:jc w:val="left"/>
+      </w:pPr>
+      <w:r>
+        <w:t xml:space="preserve">    FOODS ||--o{ STORE_ORDER_ITEMS : referenced_by</w:t>
+      </w:r>
+    </w:p>
+    <w:p>
+      <w:pPr>
+        <w:shd w:val="clear" w:color="auto" w:fill="E6E6E6"/>
+        <w:jc w:val="left"/>
+        <w:rPr>
+          <w:rFonts w:ascii="Consolas" w:hAnsi="Consolas"/>
+          <w:sz w:val="18"/>
+        </w:rPr>
+      </w:pPr>
+    </w:p>
+    <w:p>
+      <w:pPr>
+        <w:shd w:val="clear" w:color="auto" w:fill="E6E6E6"/>
+        <w:jc w:val="left"/>
+        <w:rPr>
+          <w:rFonts w:ascii="Consolas" w:hAnsi="Consolas"/>
+          <w:sz w:val="18"/>
+        </w:rPr>
+      </w:pPr>
+    </w:p>
+    <w:p>
       <w:pPr>
         <w:pStyle w:val="Heading3"/>
         <w:jc w:val="left"/>
       </w:pPr>
       <w:r>
-        <w:t>Các bảng đề xuất</w:t>
+        <w:t>C</w:t>
+      </w:r>
+      <w:r>
+        <w:rPr>
+          <w:rFonts w:hint="eastAsia"/>
+        </w:rPr>
+        <w:t>á</w:t>
+      </w:r>
+      <w:r>
+        <w:t xml:space="preserve">c bảng </w:t>
+      </w:r>
+      <w:r>
+        <w:rPr>
+          <w:rFonts w:hint="eastAsia"/>
+        </w:rPr>
+        <w:t>đ</w:t>
+      </w:r>
+      <w:r>
+        <w:t>ề xuất</w:t>
       </w:r>
     </w:p>
     <w:p/>
@@ -4723,7 +4990,7 @@
         <w:jc w:val="left"/>
       </w:pPr>
       <w:r>
-        <w:t>3.4. Thiết kế dữ liệu Store</w:t>
+        <w:t>3.5. Thiết kế dữ liệu Store</w:t>
       </w:r>
     </w:p>
     <w:p/>
@@ -4787,7 +5054,7 @@
         <w:jc w:val="left"/>
       </w:pPr>
       <w:r>
-        <w:t>3.5. Thiết kế giao diện</w:t>
+        <w:t>3.6. Thiết kế giao diện</w:t>
       </w:r>
     </w:p>
     <w:p/>
@@ -5560,6 +5827,11 @@
     </w:p>
     <w:p>
       <w:r>
+        <w:t>│   ├── cinema-state.json</w:t>
+      </w:r>
+    </w:p>
+    <w:p>
+      <w:r>
         <w:t>│   └── MailDrop/</w:t>
       </w:r>
     </w:p>
@@ -5597,7 +5869,16 @@
         <w:jc w:val="left"/>
       </w:pPr>
       <w:r>
-        <w:t>4.3. Hiện thực danh sách phim</w:t>
+        <w:t>4.3. Hiện thực danh s</w:t>
+      </w:r>
+      <w:r>
+        <w:rPr>
+          <w:rFonts w:hint="eastAsia"/>
+        </w:rPr>
+        <w:t>á</w:t>
+      </w:r>
+      <w:r>
+        <w:t>ch phim</w:t>
       </w:r>
     </w:p>
     <w:p/>
@@ -6060,7 +6341,34 @@
         <w:jc w:val="left"/>
       </w:pPr>
       <w:r>
-        <w:t>4.8. Hiện thực tài khoản và phân quyền</w:t>
+        <w:t>4.8. Hiện thực t</w:t>
+      </w:r>
+      <w:r>
+        <w:rPr>
+          <w:rFonts w:hint="eastAsia"/>
+        </w:rPr>
+        <w:t>à</w:t>
+      </w:r>
+      <w:r>
+        <w:t>i khoản v</w:t>
+      </w:r>
+      <w:r>
+        <w:rPr>
+          <w:rFonts w:hint="eastAsia"/>
+        </w:rPr>
+        <w:t>à</w:t>
+      </w:r>
+      <w:r>
+        <w:t xml:space="preserve"> ph</w:t>
+      </w:r>
+      <w:r>
+        <w:rPr>
+          <w:rFonts w:hint="eastAsia"/>
+        </w:rPr>
+        <w:t>â</w:t>
+      </w:r>
+      <w:r>
+        <w:t>n quyền</w:t>
       </w:r>
     </w:p>
     <w:p/>
@@ -6224,7 +6532,7 @@
         <w:jc w:val="left"/>
       </w:pPr>
       <w:r>
-        <w:t>Thêm, sửa, xóa phim.</w:t>
+        <w:t>Thêm, sửa, upload poster, chuyển trạng thái và xóa phim khi hợp lệ.</w:t>
       </w:r>
     </w:p>
     <w:p>
@@ -6279,6 +6587,158 @@
       </w:pPr>
       <w:r>
         <w:t>Cập nhật trạng thái booking.</w:t>
+      </w:r>
+    </w:p>
+    <w:p>
+      <w:pPr>
+        <w:pStyle w:val="ListBullet"/>
+        <w:jc w:val="left"/>
+      </w:pPr>
+    </w:p>
+    <w:p>
+      <w:pPr>
+        <w:pStyle w:val="ListBullet"/>
+        <w:jc w:val="left"/>
+      </w:pPr>
+    </w:p>
+    <w:p>
+      <w:pPr>
+        <w:pStyle w:val="Heading3"/>
+        <w:jc w:val="left"/>
+      </w:pPr>
+      <w:r>
+        <w:t>Upload poster từ máy tính</w:t>
+      </w:r>
+    </w:p>
+    <w:p/>
+    <w:p/>
+    <w:p>
+      <w:r>
+        <w:t>Form phim sử dụng multipart/form-data và HttpPostedFileBase. Admin có thể chọn ảnh trực tiếp từ Documents hoặc thư mục bất kỳ trên máy. Server thực hiện các bước:</w:t>
+      </w:r>
+    </w:p>
+    <w:p/>
+    <w:p/>
+    <w:p>
+      <w:pPr>
+        <w:pStyle w:val="ListNumber"/>
+        <w:jc w:val="left"/>
+      </w:pPr>
+      <w:r>
+        <w:t>Kiểm tra phần mở rộng JPG, JPEG hoặc PNG.</w:t>
+      </w:r>
+    </w:p>
+    <w:p>
+      <w:pPr>
+        <w:pStyle w:val="ListNumber"/>
+        <w:jc w:val="left"/>
+      </w:pPr>
+      <w:r>
+        <w:t>Kiểm tra dung lượng không vượt quá 5 MB.</w:t>
+      </w:r>
+    </w:p>
+    <w:p>
+      <w:pPr>
+        <w:pStyle w:val="ListNumber"/>
+        <w:jc w:val="left"/>
+      </w:pPr>
+      <w:r>
+        <w:t>Đọc nội dung ảnh và kiểm tra kích thước tối thiểu 200 x 300 px.</w:t>
+      </w:r>
+    </w:p>
+    <w:p>
+      <w:pPr>
+        <w:pStyle w:val="ListNumber"/>
+        <w:jc w:val="left"/>
+      </w:pPr>
+      <w:r>
+        <w:t>Tạo tên file duy nhất và lưu vào Content/images.</w:t>
+      </w:r>
+    </w:p>
+    <w:p>
+      <w:pPr>
+        <w:pStyle w:val="ListNumber"/>
+        <w:jc w:val="left"/>
+      </w:pPr>
+      <w:r>
+        <w:t>Lưu tên poster vào dữ liệu phim.</w:t>
+      </w:r>
+    </w:p>
+    <w:p>
+      <w:pPr>
+        <w:pStyle w:val="ListNumber"/>
+        <w:jc w:val="left"/>
+      </w:pPr>
+      <w:r>
+        <w:t>Giữ poster cũ nếu Admin không chọn file mới.</w:t>
+      </w:r>
+    </w:p>
+    <w:p>
+      <w:pPr>
+        <w:pStyle w:val="ListNumber"/>
+        <w:jc w:val="left"/>
+      </w:pPr>
+    </w:p>
+    <w:p>
+      <w:pPr>
+        <w:pStyle w:val="ListNumber"/>
+        <w:jc w:val="left"/>
+      </w:pPr>
+    </w:p>
+    <w:p>
+      <w:pPr>
+        <w:pStyle w:val="Heading3"/>
+        <w:jc w:val="left"/>
+      </w:pPr>
+      <w:r>
+        <w:t>Quy tắc xóa phim và suất chiếu</w:t>
+      </w:r>
+    </w:p>
+    <w:p/>
+    <w:p/>
+    <w:p>
+      <w:pPr>
+        <w:pStyle w:val="ListBullet"/>
+        <w:jc w:val="left"/>
+      </w:pPr>
+      <w:r>
+        <w:t>Phim còn suất chiếu không thể bị xóa.</w:t>
+      </w:r>
+    </w:p>
+    <w:p>
+      <w:pPr>
+        <w:pStyle w:val="ListBullet"/>
+        <w:jc w:val="left"/>
+      </w:pPr>
+      <w:r>
+        <w:t>Phim đã có vé được đặt phải giữ lại để bảo toàn lịch sử giao dịch.</w:t>
+      </w:r>
+    </w:p>
+    <w:p>
+      <w:pPr>
+        <w:pStyle w:val="ListBullet"/>
+        <w:jc w:val="left"/>
+      </w:pPr>
+      <w:r>
+        <w:t>Suất chiếu đã có vé không thể bị xóa.</w:t>
+      </w:r>
+    </w:p>
+    <w:p>
+      <w:pPr>
+        <w:pStyle w:val="ListBullet"/>
+        <w:jc w:val="left"/>
+      </w:pPr>
+      <w:r>
+        <w:t>Với phim không còn kinh doanh nhưng đã có lịch sử, Admin chuyển trạng thái sang Ngừng chiếu. Phim sẽ được ẩn khỏi trang khách nhưng vẫn xuất hiện trong Admin và dữ liệu vé.</w:t>
+      </w:r>
+    </w:p>
+    <w:p>
+      <w:pPr>
+        <w:pStyle w:val="ListBullet"/>
+        <w:jc w:val="left"/>
+      </w:pPr>
+      <w:r>
+        <w:t>Chức năng tạo lại toàn bộ lịch chiếu bị chặn khi đã có booking, tránh làm mất liên kết giữa vé và suất chiếu.</w:t>
       </w:r>
     </w:p>
     <w:p>
@@ -6462,8 +6922,8 @@
       </w:tblPr>
       <w:tblGrid>
         <w:gridCol w:w="632"/>
-        <w:gridCol w:w="3037"/>
-        <w:gridCol w:w="3283"/>
+        <w:gridCol w:w="3061"/>
+        <w:gridCol w:w="3922"/>
         <w:gridCol w:w="968"/>
       </w:tblGrid>
       <w:tr>
@@ -7818,6 +8278,426 @@
           </w:p>
         </w:tc>
       </w:tr>
+      <w:tr>
+        <w:tblPrEx>
+          <w:tblCellMar>
+            <w:top w:w="0" w:type="dxa"/>
+            <w:bottom w:w="0" w:type="dxa"/>
+          </w:tblCellMar>
+        </w:tblPrEx>
+        <w:tc>
+          <w:tcPr>
+            <w:tcW w:w="0" w:type="auto"/>
+            <w:shd w:val="clear" w:color="auto" w:fill="auto"/>
+          </w:tcPr>
+          <w:p>
+            <w:pPr>
+              <w:rPr>
+                <w:sz w:val="22"/>
+              </w:rPr>
+            </w:pPr>
+            <w:r>
+              <w:rPr>
+                <w:sz w:val="22"/>
+              </w:rPr>
+              <w:t>16</w:t>
+            </w:r>
+          </w:p>
+        </w:tc>
+        <w:tc>
+          <w:tcPr>
+            <w:tcW w:w="0" w:type="auto"/>
+            <w:shd w:val="clear" w:color="auto" w:fill="auto"/>
+          </w:tcPr>
+          <w:p>
+            <w:pPr>
+              <w:rPr>
+                <w:sz w:val="22"/>
+              </w:rPr>
+            </w:pPr>
+            <w:r>
+              <w:rPr>
+                <w:sz w:val="22"/>
+              </w:rPr>
+              <w:t>Sửa phim và restart IIS</w:t>
+            </w:r>
+          </w:p>
+        </w:tc>
+        <w:tc>
+          <w:tcPr>
+            <w:tcW w:w="0" w:type="auto"/>
+            <w:shd w:val="clear" w:color="auto" w:fill="auto"/>
+          </w:tcPr>
+          <w:p>
+            <w:pPr>
+              <w:rPr>
+                <w:sz w:val="22"/>
+              </w:rPr>
+            </w:pPr>
+            <w:r>
+              <w:rPr>
+                <w:sz w:val="22"/>
+              </w:rPr>
+              <w:t>Thông tin đã sửa vẫn còn</w:t>
+            </w:r>
+          </w:p>
+        </w:tc>
+        <w:tc>
+          <w:tcPr>
+            <w:tcW w:w="0" w:type="auto"/>
+            <w:shd w:val="clear" w:color="auto" w:fill="auto"/>
+          </w:tcPr>
+          <w:p>
+            <w:pPr>
+              <w:rPr>
+                <w:sz w:val="22"/>
+              </w:rPr>
+            </w:pPr>
+            <w:r>
+              <w:rPr>
+                <w:sz w:val="22"/>
+              </w:rPr>
+              <w:t>Đạt</w:t>
+            </w:r>
+          </w:p>
+        </w:tc>
+      </w:tr>
+      <w:tr>
+        <w:tblPrEx>
+          <w:tblCellMar>
+            <w:top w:w="0" w:type="dxa"/>
+            <w:bottom w:w="0" w:type="dxa"/>
+          </w:tblCellMar>
+        </w:tblPrEx>
+        <w:tc>
+          <w:tcPr>
+            <w:tcW w:w="0" w:type="auto"/>
+            <w:shd w:val="clear" w:color="auto" w:fill="auto"/>
+          </w:tcPr>
+          <w:p>
+            <w:pPr>
+              <w:rPr>
+                <w:sz w:val="22"/>
+              </w:rPr>
+            </w:pPr>
+            <w:r>
+              <w:rPr>
+                <w:sz w:val="22"/>
+              </w:rPr>
+              <w:t>17</w:t>
+            </w:r>
+          </w:p>
+        </w:tc>
+        <w:tc>
+          <w:tcPr>
+            <w:tcW w:w="0" w:type="auto"/>
+            <w:shd w:val="clear" w:color="auto" w:fill="auto"/>
+          </w:tcPr>
+          <w:p>
+            <w:pPr>
+              <w:rPr>
+                <w:sz w:val="22"/>
+              </w:rPr>
+            </w:pPr>
+            <w:r>
+              <w:rPr>
+                <w:sz w:val="22"/>
+              </w:rPr>
+              <w:t>Upload poster JPG từ máy</w:t>
+            </w:r>
+          </w:p>
+        </w:tc>
+        <w:tc>
+          <w:tcPr>
+            <w:tcW w:w="0" w:type="auto"/>
+            <w:shd w:val="clear" w:color="auto" w:fill="auto"/>
+          </w:tcPr>
+          <w:p>
+            <w:pPr>
+              <w:rPr>
+                <w:sz w:val="22"/>
+              </w:rPr>
+            </w:pPr>
+            <w:r>
+              <w:rPr>
+                <w:sz w:val="22"/>
+              </w:rPr>
+              <w:t>File được lưu và phim sử dụng ảnh mới</w:t>
+            </w:r>
+          </w:p>
+        </w:tc>
+        <w:tc>
+          <w:tcPr>
+            <w:tcW w:w="0" w:type="auto"/>
+            <w:shd w:val="clear" w:color="auto" w:fill="auto"/>
+          </w:tcPr>
+          <w:p>
+            <w:pPr>
+              <w:rPr>
+                <w:sz w:val="22"/>
+              </w:rPr>
+            </w:pPr>
+            <w:r>
+              <w:rPr>
+                <w:sz w:val="22"/>
+              </w:rPr>
+              <w:t>Đạt</w:t>
+            </w:r>
+          </w:p>
+        </w:tc>
+      </w:tr>
+      <w:tr>
+        <w:tblPrEx>
+          <w:tblCellMar>
+            <w:top w:w="0" w:type="dxa"/>
+            <w:bottom w:w="0" w:type="dxa"/>
+          </w:tblCellMar>
+        </w:tblPrEx>
+        <w:tc>
+          <w:tcPr>
+            <w:tcW w:w="0" w:type="auto"/>
+            <w:shd w:val="clear" w:color="auto" w:fill="auto"/>
+          </w:tcPr>
+          <w:p>
+            <w:pPr>
+              <w:rPr>
+                <w:sz w:val="22"/>
+              </w:rPr>
+            </w:pPr>
+            <w:r>
+              <w:rPr>
+                <w:sz w:val="22"/>
+              </w:rPr>
+              <w:t>18</w:t>
+            </w:r>
+          </w:p>
+        </w:tc>
+        <w:tc>
+          <w:tcPr>
+            <w:tcW w:w="0" w:type="auto"/>
+            <w:shd w:val="clear" w:color="auto" w:fill="auto"/>
+          </w:tcPr>
+          <w:p>
+            <w:pPr>
+              <w:rPr>
+                <w:sz w:val="22"/>
+              </w:rPr>
+            </w:pPr>
+            <w:r>
+              <w:rPr>
+                <w:sz w:val="22"/>
+              </w:rPr>
+              <w:t>Xóa phim còn suất chiếu</w:t>
+            </w:r>
+          </w:p>
+        </w:tc>
+        <w:tc>
+          <w:tcPr>
+            <w:tcW w:w="0" w:type="auto"/>
+            <w:shd w:val="clear" w:color="auto" w:fill="auto"/>
+          </w:tcPr>
+          <w:p>
+            <w:pPr>
+              <w:rPr>
+                <w:sz w:val="22"/>
+              </w:rPr>
+            </w:pPr>
+            <w:r>
+              <w:rPr>
+                <w:sz w:val="22"/>
+              </w:rPr>
+              <w:t>Hệ thống chặn và hiển thị lý do</w:t>
+            </w:r>
+          </w:p>
+        </w:tc>
+        <w:tc>
+          <w:tcPr>
+            <w:tcW w:w="0" w:type="auto"/>
+            <w:shd w:val="clear" w:color="auto" w:fill="auto"/>
+          </w:tcPr>
+          <w:p>
+            <w:pPr>
+              <w:rPr>
+                <w:sz w:val="22"/>
+              </w:rPr>
+            </w:pPr>
+            <w:r>
+              <w:rPr>
+                <w:sz w:val="22"/>
+              </w:rPr>
+              <w:t>Đạt</w:t>
+            </w:r>
+          </w:p>
+        </w:tc>
+      </w:tr>
+      <w:tr>
+        <w:tblPrEx>
+          <w:tblCellMar>
+            <w:top w:w="0" w:type="dxa"/>
+            <w:bottom w:w="0" w:type="dxa"/>
+          </w:tblCellMar>
+        </w:tblPrEx>
+        <w:tc>
+          <w:tcPr>
+            <w:tcW w:w="0" w:type="auto"/>
+            <w:shd w:val="clear" w:color="auto" w:fill="auto"/>
+          </w:tcPr>
+          <w:p>
+            <w:pPr>
+              <w:rPr>
+                <w:sz w:val="22"/>
+              </w:rPr>
+            </w:pPr>
+            <w:r>
+              <w:rPr>
+                <w:sz w:val="22"/>
+              </w:rPr>
+              <w:t>19</w:t>
+            </w:r>
+          </w:p>
+        </w:tc>
+        <w:tc>
+          <w:tcPr>
+            <w:tcW w:w="0" w:type="auto"/>
+            <w:shd w:val="clear" w:color="auto" w:fill="auto"/>
+          </w:tcPr>
+          <w:p>
+            <w:pPr>
+              <w:rPr>
+                <w:sz w:val="22"/>
+              </w:rPr>
+            </w:pPr>
+            <w:r>
+              <w:rPr>
+                <w:sz w:val="22"/>
+              </w:rPr>
+              <w:t>Xóa suất chiếu đã có vé</w:t>
+            </w:r>
+          </w:p>
+        </w:tc>
+        <w:tc>
+          <w:tcPr>
+            <w:tcW w:w="0" w:type="auto"/>
+            <w:shd w:val="clear" w:color="auto" w:fill="auto"/>
+          </w:tcPr>
+          <w:p>
+            <w:pPr>
+              <w:rPr>
+                <w:sz w:val="22"/>
+              </w:rPr>
+            </w:pPr>
+            <w:r>
+              <w:rPr>
+                <w:sz w:val="22"/>
+              </w:rPr>
+              <w:t>Hệ thống từ chối xóa</w:t>
+            </w:r>
+          </w:p>
+        </w:tc>
+        <w:tc>
+          <w:tcPr>
+            <w:tcW w:w="0" w:type="auto"/>
+            <w:shd w:val="clear" w:color="auto" w:fill="auto"/>
+          </w:tcPr>
+          <w:p>
+            <w:pPr>
+              <w:rPr>
+                <w:sz w:val="22"/>
+              </w:rPr>
+            </w:pPr>
+            <w:r>
+              <w:rPr>
+                <w:sz w:val="22"/>
+              </w:rPr>
+              <w:t>Đạt</w:t>
+            </w:r>
+          </w:p>
+        </w:tc>
+      </w:tr>
+      <w:tr>
+        <w:tblPrEx>
+          <w:tblCellMar>
+            <w:top w:w="0" w:type="dxa"/>
+            <w:bottom w:w="0" w:type="dxa"/>
+          </w:tblCellMar>
+        </w:tblPrEx>
+        <w:tc>
+          <w:tcPr>
+            <w:tcW w:w="0" w:type="auto"/>
+            <w:shd w:val="clear" w:color="auto" w:fill="auto"/>
+          </w:tcPr>
+          <w:p>
+            <w:pPr>
+              <w:rPr>
+                <w:sz w:val="22"/>
+              </w:rPr>
+            </w:pPr>
+            <w:r>
+              <w:rPr>
+                <w:sz w:val="22"/>
+              </w:rPr>
+              <w:t>20</w:t>
+            </w:r>
+          </w:p>
+        </w:tc>
+        <w:tc>
+          <w:tcPr>
+            <w:tcW w:w="0" w:type="auto"/>
+            <w:shd w:val="clear" w:color="auto" w:fill="auto"/>
+          </w:tcPr>
+          <w:p>
+            <w:pPr>
+              <w:rPr>
+                <w:sz w:val="22"/>
+              </w:rPr>
+            </w:pPr>
+            <w:r>
+              <w:rPr>
+                <w:sz w:val="22"/>
+              </w:rPr>
+              <w:t>Chuyển phim sang Ngừng chiếu</w:t>
+            </w:r>
+          </w:p>
+        </w:tc>
+        <w:tc>
+          <w:tcPr>
+            <w:tcW w:w="0" w:type="auto"/>
+            <w:shd w:val="clear" w:color="auto" w:fill="auto"/>
+          </w:tcPr>
+          <w:p>
+            <w:pPr>
+              <w:rPr>
+                <w:sz w:val="22"/>
+              </w:rPr>
+            </w:pPr>
+            <w:r>
+              <w:rPr>
+                <w:sz w:val="22"/>
+              </w:rPr>
+              <w:t>Phim ẩn khỏi trang khách, lịch sử vẫn còn</w:t>
+            </w:r>
+          </w:p>
+        </w:tc>
+        <w:tc>
+          <w:tcPr>
+            <w:tcW w:w="0" w:type="auto"/>
+            <w:shd w:val="clear" w:color="auto" w:fill="auto"/>
+          </w:tcPr>
+          <w:p>
+            <w:pPr>
+              <w:rPr>
+                <w:sz w:val="22"/>
+              </w:rPr>
+            </w:pPr>
+            <w:r>
+              <w:rPr>
+                <w:sz w:val="22"/>
+              </w:rPr>
+              <w:t>Đạt</w:t>
+            </w:r>
+          </w:p>
+        </w:tc>
+      </w:tr>
     </w:tbl>
     <w:p/>
     <w:p/>
@@ -7925,7 +8805,7 @@
         <w:jc w:val="left"/>
       </w:pPr>
       <w:r>
-        <w:t>Chưa sử dụng cơ sở dữ liệu thật.</w:t>
+        <w:t>Chưa sử dụng SQL Server làm kho dữ liệu chính; JSON phù hợp đồ án nhưng hạn chế về truy vấn và đồng thời.</w:t>
       </w:r>
     </w:p>
     <w:p>
@@ -8077,7 +8957,7 @@
         <w:jc w:val="left"/>
       </w:pPr>
       <w:r>
-        <w:t>Chuyển dữ liệu sang SQL Server.</w:t>
+        <w:t>Chuyển cơ chế JSON sang SQL Server cho môi trường production.</w:t>
       </w:r>
     </w:p>
     <w:p>
@@ -9258,12 +10138,30 @@
         <w:pStyle w:val="ListNumber"/>
         <w:jc w:val="left"/>
       </w:pPr>
+      <w:r>
+        <w:t>Sửa một phim, upload poster từ máy và kiểm tra ảnh mới.</w:t>
+      </w:r>
     </w:p>
     <w:p>
       <w:pPr>
         <w:pStyle w:val="ListNumber"/>
         <w:jc w:val="left"/>
       </w:pPr>
+      <w:r>
+        <w:t>Giải thích nút xóa bị khóa khi phim còn suất chiếu hoặc lịch sử vé.</w:t>
+      </w:r>
+    </w:p>
+    <w:p>
+      <w:pPr>
+        <w:pStyle w:val="ListNumber"/>
+        <w:jc w:val="left"/>
+      </w:pPr>
+    </w:p>
+    <w:p>
+      <w:pPr>
+        <w:pStyle w:val="ListNumber"/>
+        <w:jc w:val="left"/>
+      </w:pPr>
     </w:p>
     <w:p>
       <w:pPr>
@@ -9375,14 +10273,14 @@
         <w:jc w:val="left"/>
       </w:pPr>
       <w:r>
-        <w:t>Vì sao dữ liệu mất khi khởi động lại?</w:t>
-      </w:r>
-    </w:p>
-    <w:p/>
-    <w:p/>
-    <w:p>
-      <w:r>
-        <w:t>Phiên bản đồ án hiện sử dụng danh sách tĩnh trong bộ nhớ. Hướng phát triển tiếp theo là chuyển sang SQL Server và Entity Framework.</w:t>
+        <w:t>Dữ liệu có còn bị mất khi khởi động lại không?</w:t>
+      </w:r>
+    </w:p>
+    <w:p/>
+    <w:p/>
+    <w:p>
+      <w:r>
+        <w:t>Không. Phiên bản hiện tại ghi trạng thái vào App_Data/cinema-state.json sau mỗi thay đổi và đọc lại khi ứng dụng khởi động. SQL Server vẫn là hướng phát triển phù hợp hơn cho hệ thống production.</w:t>
       </w:r>
     </w:p>
     <w:p/>
@@ -9393,6 +10291,42 @@
         <w:jc w:val="left"/>
       </w:pPr>
       <w:r>
+        <w:t>Vì sao không cho xóa phim đã có vé?</w:t>
+      </w:r>
+    </w:p>
+    <w:p/>
+    <w:p/>
+    <w:p>
+      <w:r>
+        <w:t>Vé là một chứng từ giao dịch và cần tham chiếu đến phim, suất chiếu, rạp và ghế. Xóa phim hoặc suất chiếu sẽ làm mất tính toàn vẹn của lịch sử. Vì vậy hệ thống dùng trạng thái Ngừng chiếu để ẩn phim khỏi khách hàng thay vì xóa cứng.</w:t>
+      </w:r>
+    </w:p>
+    <w:p/>
+    <w:p/>
+    <w:p>
+      <w:pPr>
+        <w:pStyle w:val="Heading2"/>
+        <w:jc w:val="left"/>
+      </w:pPr>
+      <w:r>
+        <w:t>Upload poster được kiểm soát như thế nào?</w:t>
+      </w:r>
+    </w:p>
+    <w:p/>
+    <w:p/>
+    <w:p>
+      <w:r>
+        <w:t>Server chỉ chấp nhận JPG hoặc PNG, giới hạn 5 MB, kiểm tra file là ảnh thật và yêu cầu kích thước tối thiểu 200 x 300 px. File được đổi sang tên duy nhất trước khi lưu để hạn chế trùng tên.</w:t>
+      </w:r>
+    </w:p>
+    <w:p/>
+    <w:p/>
+    <w:p>
+      <w:pPr>
+        <w:pStyle w:val="Heading2"/>
+        <w:jc w:val="left"/>
+      </w:pPr>
+      <w:r>
         <w:t>Hệ thống chống đặt trùng ghế như thế nào?</w:t>
       </w:r>
     </w:p>
@@ -9403,8 +10337,6 @@
         <w:t>Trước khi tạo trang thanh toán, server kiểm tra ghế thuộc đúng phòng và chưa xuất hiện trong các booking của suất chiếu. Khi dùng cơ sở dữ liệu thật, cần thêm transaction và ràng buộc để xử lý nhiều người đặt đồng thời.</w:t>
       </w:r>
     </w:p>
-    <w:p/>
-    <w:p/>
     <w:p/>
     <w:sectPr>
       <w:headerReference w:type="even" r:id="rId7"/>
@@ -9571,7 +10503,7 @@
   <w:abstractNum w:abstractNumId="0" w15:restartNumberingAfterBreak="0">
     <w:nsid w:val="FFFFFF88"/>
     <w:multiLevelType w:val="singleLevel"/>
-    <w:tmpl w:val="74348056"/>
+    <w:tmpl w:val="E8A46AAA"/>
     <w:lvl w:ilvl="0">
       <w:start w:val="1"/>
       <w:numFmt w:val="decimal"/>
@@ -9589,7 +10521,7 @@
   <w:abstractNum w:abstractNumId="1" w15:restartNumberingAfterBreak="0">
     <w:nsid w:val="FFFFFF89"/>
     <w:multiLevelType w:val="singleLevel"/>
-    <w:tmpl w:val="F228880A"/>
+    <w:tmpl w:val="CB2A9C9C"/>
     <w:lvl w:ilvl="0">
       <w:start w:val="1"/>
       <w:numFmt w:val="bullet"/>
@@ -9607,10 +10539,10 @@
       </w:rPr>
     </w:lvl>
   </w:abstractNum>
-  <w:num w:numId="1" w16cid:durableId="384523888">
+  <w:num w:numId="1" w16cid:durableId="1749881672">
     <w:abstractNumId w:val="0"/>
   </w:num>
-  <w:num w:numId="2" w16cid:durableId="1332874426">
+  <w:num w:numId="2" w16cid:durableId="901020879">
     <w:abstractNumId w:val="1"/>
   </w:num>
 </w:numbering>
@@ -10032,7 +10964,7 @@
     <w:link w:val="Heading1Char"/>
     <w:uiPriority w:val="9"/>
     <w:qFormat/>
-    <w:rsid w:val="00AA180E"/>
+    <w:rsid w:val="00A36C1A"/>
     <w:pPr>
       <w:keepNext/>
       <w:keepLines/>
@@ -10055,7 +10987,7 @@
     <w:uiPriority w:val="9"/>
     <w:unhideWhenUsed/>
     <w:qFormat/>
-    <w:rsid w:val="00AA180E"/>
+    <w:rsid w:val="00A36C1A"/>
     <w:pPr>
       <w:keepNext/>
       <w:keepLines/>
@@ -10078,7 +11010,7 @@
     <w:uiPriority w:val="9"/>
     <w:unhideWhenUsed/>
     <w:qFormat/>
-    <w:rsid w:val="00AA180E"/>
+    <w:rsid w:val="00A36C1A"/>
     <w:pPr>
       <w:keepNext/>
       <w:keepLines/>
@@ -10101,7 +11033,7 @@
     <w:semiHidden/>
     <w:unhideWhenUsed/>
     <w:qFormat/>
-    <w:rsid w:val="00AA180E"/>
+    <w:rsid w:val="00A36C1A"/>
     <w:pPr>
       <w:keepNext/>
       <w:keepLines/>
@@ -10124,7 +11056,7 @@
     <w:semiHidden/>
     <w:unhideWhenUsed/>
     <w:qFormat/>
-    <w:rsid w:val="00AA180E"/>
+    <w:rsid w:val="00A36C1A"/>
     <w:pPr>
       <w:keepNext/>
       <w:keepLines/>
@@ -10145,7 +11077,7 @@
     <w:semiHidden/>
     <w:unhideWhenUsed/>
     <w:qFormat/>
-    <w:rsid w:val="00AA180E"/>
+    <w:rsid w:val="00A36C1A"/>
     <w:pPr>
       <w:keepNext/>
       <w:keepLines/>
@@ -10168,7 +11100,7 @@
     <w:semiHidden/>
     <w:unhideWhenUsed/>
     <w:qFormat/>
-    <w:rsid w:val="00AA180E"/>
+    <w:rsid w:val="00A36C1A"/>
     <w:pPr>
       <w:keepNext/>
       <w:keepLines/>
@@ -10189,7 +11121,7 @@
     <w:semiHidden/>
     <w:unhideWhenUsed/>
     <w:qFormat/>
-    <w:rsid w:val="00AA180E"/>
+    <w:rsid w:val="00A36C1A"/>
     <w:pPr>
       <w:keepNext/>
       <w:keepLines/>
@@ -10212,7 +11144,7 @@
     <w:semiHidden/>
     <w:unhideWhenUsed/>
     <w:qFormat/>
-    <w:rsid w:val="00AA180E"/>
+    <w:rsid w:val="00A36C1A"/>
     <w:pPr>
       <w:keepNext/>
       <w:keepLines/>
@@ -10256,7 +11188,7 @@
     <w:basedOn w:val="DefaultParagraphFont"/>
     <w:link w:val="Heading1"/>
     <w:uiPriority w:val="9"/>
-    <w:rsid w:val="00AA180E"/>
+    <w:rsid w:val="00A36C1A"/>
     <w:rPr>
       <w:rFonts w:ascii="Times New Roman" w:eastAsiaTheme="majorEastAsia" w:hAnsi="Times New Roman" w:cs="Times New Roman"/>
       <w:b/>
@@ -10270,7 +11202,7 @@
     <w:basedOn w:val="DefaultParagraphFont"/>
     <w:link w:val="Heading2"/>
     <w:uiPriority w:val="9"/>
-    <w:rsid w:val="00AA180E"/>
+    <w:rsid w:val="00A36C1A"/>
     <w:rPr>
       <w:rFonts w:ascii="Times New Roman" w:eastAsiaTheme="majorEastAsia" w:hAnsi="Times New Roman" w:cs="Times New Roman"/>
       <w:b/>
@@ -10284,7 +11216,7 @@
     <w:basedOn w:val="DefaultParagraphFont"/>
     <w:link w:val="Heading3"/>
     <w:uiPriority w:val="9"/>
-    <w:rsid w:val="00AA180E"/>
+    <w:rsid w:val="00A36C1A"/>
     <w:rPr>
       <w:rFonts w:ascii="Times New Roman" w:eastAsiaTheme="majorEastAsia" w:hAnsi="Times New Roman" w:cs="Times New Roman"/>
       <w:b/>
@@ -10299,7 +11231,7 @@
     <w:link w:val="Heading4"/>
     <w:uiPriority w:val="9"/>
     <w:semiHidden/>
-    <w:rsid w:val="00AA180E"/>
+    <w:rsid w:val="00A36C1A"/>
     <w:rPr>
       <w:rFonts w:eastAsiaTheme="majorEastAsia" w:cstheme="majorBidi"/>
       <w:i/>
@@ -10313,7 +11245,7 @@
     <w:link w:val="Heading5"/>
     <w:uiPriority w:val="9"/>
     <w:semiHidden/>
-    <w:rsid w:val="00AA180E"/>
+    <w:rsid w:val="00A36C1A"/>
     <w:rPr>
       <w:rFonts w:eastAsiaTheme="majorEastAsia" w:cstheme="majorBidi"/>
       <w:color w:val="0F4761" w:themeColor="accent1" w:themeShade="BF"/>
@@ -10325,7 +11257,7 @@
     <w:link w:val="Heading6"/>
     <w:uiPriority w:val="9"/>
     <w:semiHidden/>
-    <w:rsid w:val="00AA180E"/>
+    <w:rsid w:val="00A36C1A"/>
     <w:rPr>
       <w:rFonts w:eastAsiaTheme="majorEastAsia" w:cstheme="majorBidi"/>
       <w:i/>
@@ -10339,7 +11271,7 @@
     <w:link w:val="Heading7"/>
     <w:uiPriority w:val="9"/>
     <w:semiHidden/>
-    <w:rsid w:val="00AA180E"/>
+    <w:rsid w:val="00A36C1A"/>
     <w:rPr>
       <w:rFonts w:eastAsiaTheme="majorEastAsia" w:cstheme="majorBidi"/>
       <w:color w:val="595959" w:themeColor="text1" w:themeTint="A6"/>
@@ -10351,7 +11283,7 @@
     <w:link w:val="Heading8"/>
     <w:uiPriority w:val="9"/>
     <w:semiHidden/>
-    <w:rsid w:val="00AA180E"/>
+    <w:rsid w:val="00A36C1A"/>
     <w:rPr>
       <w:rFonts w:eastAsiaTheme="majorEastAsia" w:cstheme="majorBidi"/>
       <w:i/>
@@ -10365,7 +11297,7 @@
     <w:link w:val="Heading9"/>
     <w:uiPriority w:val="9"/>
     <w:semiHidden/>
-    <w:rsid w:val="00AA180E"/>
+    <w:rsid w:val="00A36C1A"/>
     <w:rPr>
       <w:rFonts w:eastAsiaTheme="majorEastAsia" w:cstheme="majorBidi"/>
       <w:color w:val="272727" w:themeColor="text1" w:themeTint="D8"/>
@@ -10378,7 +11310,7 @@
     <w:link w:val="TitleChar"/>
     <w:uiPriority w:val="10"/>
     <w:qFormat/>
-    <w:rsid w:val="00AA180E"/>
+    <w:rsid w:val="00A36C1A"/>
     <w:pPr>
       <w:spacing w:after="80" w:line="240" w:lineRule="auto"/>
       <w:contextualSpacing/>
@@ -10397,7 +11329,7 @@
     <w:basedOn w:val="DefaultParagraphFont"/>
     <w:link w:val="Title"/>
     <w:uiPriority w:val="10"/>
-    <w:rsid w:val="00AA180E"/>
+    <w:rsid w:val="00A36C1A"/>
     <w:rPr>
       <w:rFonts w:ascii="Times New Roman" w:eastAsiaTheme="majorEastAsia" w:hAnsi="Times New Roman" w:cs="Times New Roman"/>
       <w:b/>
@@ -10414,7 +11346,7 @@
     <w:link w:val="SubtitleChar"/>
     <w:uiPriority w:val="11"/>
     <w:qFormat/>
-    <w:rsid w:val="00AA180E"/>
+    <w:rsid w:val="00A36C1A"/>
     <w:pPr>
       <w:numPr>
         <w:ilvl w:val="1"/>
@@ -10433,7 +11365,7 @@
     <w:basedOn w:val="DefaultParagraphFont"/>
     <w:link w:val="Subtitle"/>
     <w:uiPriority w:val="11"/>
-    <w:rsid w:val="00AA180E"/>
+    <w:rsid w:val="00A36C1A"/>
     <w:rPr>
       <w:rFonts w:eastAsiaTheme="majorEastAsia" w:cstheme="majorBidi"/>
       <w:color w:val="595959" w:themeColor="text1" w:themeTint="A6"/>
@@ -10449,7 +11381,7 @@
     <w:link w:val="QuoteChar"/>
     <w:uiPriority w:val="29"/>
     <w:qFormat/>
-    <w:rsid w:val="00AA180E"/>
+    <w:rsid w:val="00A36C1A"/>
     <w:pPr>
       <w:spacing w:before="160"/>
       <w:jc w:val="center"/>
@@ -10465,7 +11397,7 @@
     <w:basedOn w:val="DefaultParagraphFont"/>
     <w:link w:val="Quote"/>
     <w:uiPriority w:val="29"/>
-    <w:rsid w:val="00AA180E"/>
+    <w:rsid w:val="00A36C1A"/>
     <w:rPr>
       <w:i/>
       <w:iCs/>
@@ -10477,7 +11409,7 @@
     <w:basedOn w:val="Normal"/>
     <w:uiPriority w:val="34"/>
     <w:qFormat/>
-    <w:rsid w:val="00AA180E"/>
+    <w:rsid w:val="00A36C1A"/>
     <w:pPr>
       <w:ind w:left="720"/>
       <w:contextualSpacing/>
@@ -10488,7 +11420,7 @@
     <w:basedOn w:val="DefaultParagraphFont"/>
     <w:uiPriority w:val="21"/>
     <w:qFormat/>
-    <w:rsid w:val="00AA180E"/>
+    <w:rsid w:val="00A36C1A"/>
     <w:rPr>
       <w:i/>
       <w:iCs/>
@@ -10502,7 +11434,7 @@
     <w:link w:val="IntenseQuoteChar"/>
     <w:uiPriority w:val="30"/>
     <w:qFormat/>
-    <w:rsid w:val="00AA180E"/>
+    <w:rsid w:val="00A36C1A"/>
     <w:pPr>
       <w:pBdr>
         <w:top w:val="single" w:sz="4" w:space="10" w:color="0F4761" w:themeColor="accent1" w:themeShade="BF"/>
@@ -10523,7 +11455,7 @@
     <w:basedOn w:val="DefaultParagraphFont"/>
     <w:link w:val="IntenseQuote"/>
     <w:uiPriority w:val="30"/>
-    <w:rsid w:val="00AA180E"/>
+    <w:rsid w:val="00A36C1A"/>
     <w:rPr>
       <w:i/>
       <w:iCs/>
@@ -10535,7 +11467,7 @@
     <w:basedOn w:val="DefaultParagraphFont"/>
     <w:uiPriority w:val="32"/>
     <w:qFormat/>
-    <w:rsid w:val="00AA180E"/>
+    <w:rsid w:val="00A36C1A"/>
     <w:rPr>
       <w:b/>
       <w:bCs/>
@@ -10549,7 +11481,7 @@
     <w:basedOn w:val="Normal"/>
     <w:uiPriority w:val="99"/>
     <w:unhideWhenUsed/>
-    <w:rsid w:val="00AA180E"/>
+    <w:rsid w:val="00A36C1A"/>
     <w:pPr>
       <w:numPr>
         <w:numId w:val="1"/>
@@ -10562,7 +11494,7 @@
     <w:basedOn w:val="Normal"/>
     <w:uiPriority w:val="99"/>
     <w:unhideWhenUsed/>
-    <w:rsid w:val="00AA180E"/>
+    <w:rsid w:val="00A36C1A"/>
     <w:pPr>
       <w:numPr>
         <w:numId w:val="2"/>
@@ -10576,7 +11508,7 @@
     <w:link w:val="HeaderChar"/>
     <w:uiPriority w:val="99"/>
     <w:unhideWhenUsed/>
-    <w:rsid w:val="00AA180E"/>
+    <w:rsid w:val="00A36C1A"/>
     <w:pPr>
       <w:tabs>
         <w:tab w:val="center" w:pos="4680"/>
@@ -10590,7 +11522,7 @@
     <w:basedOn w:val="DefaultParagraphFont"/>
     <w:link w:val="Header"/>
     <w:uiPriority w:val="99"/>
-    <w:rsid w:val="00AA180E"/>
+    <w:rsid w:val="00A36C1A"/>
     <w:rPr>
       <w:rFonts w:ascii="Times New Roman" w:hAnsi="Times New Roman" w:cs="Times New Roman"/>
       <w:sz w:val="26"/>
@@ -10602,7 +11534,7 @@
     <w:link w:val="FooterChar"/>
     <w:uiPriority w:val="99"/>
     <w:unhideWhenUsed/>
-    <w:rsid w:val="00AA180E"/>
+    <w:rsid w:val="00A36C1A"/>
     <w:pPr>
       <w:tabs>
         <w:tab w:val="center" w:pos="4680"/>
@@ -10616,7 +11548,7 @@
     <w:basedOn w:val="DefaultParagraphFont"/>
     <w:link w:val="Footer"/>
     <w:uiPriority w:val="99"/>
-    <w:rsid w:val="00AA180E"/>
+    <w:rsid w:val="00A36C1A"/>
     <w:rPr>
       <w:rFonts w:ascii="Times New Roman" w:hAnsi="Times New Roman" w:cs="Times New Roman"/>
       <w:sz w:val="26"/>
